--- a/resources/templates/07被审计单位承诺书.docx
+++ b/resources/templates/07被审计单位承诺书.docx
@@ -136,61 +136,7 @@
           <w:szCs w:val="32"/>
           <w:lang w:val="en-US" w:eastAsia="zh-CN"/>
         </w:rPr>
-        <w:t xml:space="preserve">    根据《中华人民共和国审计法》</w:t>
-      </w:r>
-      <w:r>
-        <w:rPr>
-          <w:rFonts w:hint="eastAsia" w:ascii="Times New Roman" w:hAnsi="Times New Roman" w:eastAsia="仿宋_GB2312" w:cs="仿宋_GB2312"/>
-          <w:sz w:val="32"/>
-          <w:szCs w:val="32"/>
-          <w:lang w:val="en-US" w:eastAsia="zh-CN"/>
-        </w:rPr>
-        <w:t>第三十四条</w:t>
-      </w:r>
-      <w:r>
-        <w:rPr>
-          <w:rFonts w:hint="default" w:ascii="Times New Roman" w:hAnsi="Times New Roman" w:eastAsia="仿宋_GB2312" w:cs="仿宋_GB2312"/>
-          <w:sz w:val="32"/>
-          <w:szCs w:val="32"/>
-          <w:lang w:val="en-US" w:eastAsia="zh-CN"/>
-        </w:rPr>
-        <w:t>和《中华人民共和国审计法实施条例》第二十八条的规定，在审计期间，我单位愿意给予积极配合，按照审计组的要求，及时提供审计所需</w:t>
-      </w:r>
-      <w:r>
-        <w:rPr>
-          <w:rFonts w:hint="eastAsia" w:ascii="Times New Roman" w:hAnsi="Times New Roman" w:eastAsia="仿宋_GB2312" w:cs="仿宋_GB2312"/>
-          <w:sz w:val="32"/>
-          <w:szCs w:val="32"/>
-          <w:lang w:val="en-US" w:eastAsia="zh-CN"/>
-        </w:rPr>
-        <w:t>财务、会计资料以及与财政收支、财务收支有关的业务、管理等资料，包括电子数据和有关文档</w:t>
-      </w:r>
-      <w:r>
-        <w:rPr>
-          <w:rFonts w:hint="default" w:ascii="Times New Roman" w:hAnsi="Times New Roman" w:eastAsia="仿宋_GB2312" w:cs="仿宋_GB2312"/>
-          <w:sz w:val="32"/>
-          <w:szCs w:val="32"/>
-          <w:lang w:val="en-US" w:eastAsia="zh-CN"/>
-        </w:rPr>
-        <w:t>，并保证</w:t>
-      </w:r>
-      <w:r>
-        <w:rPr>
-          <w:rFonts w:hint="eastAsia" w:ascii="Times New Roman" w:hAnsi="Times New Roman" w:eastAsia="仿宋_GB2312" w:cs="仿宋_GB2312"/>
-          <w:sz w:val="32"/>
-          <w:szCs w:val="32"/>
-          <w:lang w:val="en-US" w:eastAsia="zh-CN"/>
-        </w:rPr>
-        <w:t>提供资料的及时性、</w:t>
-      </w:r>
-      <w:r>
-        <w:rPr>
-          <w:rFonts w:hint="default" w:ascii="Times New Roman" w:hAnsi="Times New Roman" w:eastAsia="仿宋_GB2312" w:cs="仿宋_GB2312"/>
-          <w:sz w:val="32"/>
-          <w:szCs w:val="32"/>
-          <w:lang w:val="en-US" w:eastAsia="zh-CN"/>
-        </w:rPr>
-        <w:t>真实性和完整性。</w:t>
+        <w:t xml:space="preserve">{content}</w:t>
       </w:r>
     </w:p>
     <w:p>
